--- a/Design thinking labs/Lab 1.docx
+++ b/Design thinking labs/Lab 1.docx
@@ -2627,7 +2627,19 @@
         <w:rPr>
           <w:rFonts w:asciiTheme="minorHAnsi" w:hAnsiTheme="minorHAnsi" w:cstheme="minorHAnsi"/>
         </w:rPr>
-        <w:t xml:space="preserve">At first, you thought delays were only because of </w:t>
+        <w:t xml:space="preserve">At first, </w:t>
+      </w:r>
+      <w:r>
+        <w:rPr>
+          <w:rFonts w:asciiTheme="minorHAnsi" w:hAnsiTheme="minorHAnsi" w:cstheme="minorHAnsi"/>
+        </w:rPr>
+        <w:t>I</w:t>
+      </w:r>
+      <w:r>
+        <w:rPr>
+          <w:rFonts w:asciiTheme="minorHAnsi" w:hAnsiTheme="minorHAnsi" w:cstheme="minorHAnsi"/>
+        </w:rPr>
+        <w:t xml:space="preserve"> thought delays were only because of </w:t>
       </w:r>
       <w:r>
         <w:rPr>
@@ -2673,7 +2685,31 @@
         <w:rPr>
           <w:rFonts w:asciiTheme="minorHAnsi" w:hAnsiTheme="minorHAnsi" w:cstheme="minorHAnsi"/>
         </w:rPr>
-        <w:t xml:space="preserve">But when you listened to people, you saw delays cause </w:t>
+        <w:t>But when</w:t>
+      </w:r>
+      <w:r>
+        <w:rPr>
+          <w:rFonts w:asciiTheme="minorHAnsi" w:hAnsiTheme="minorHAnsi" w:cstheme="minorHAnsi"/>
+        </w:rPr>
+        <w:t xml:space="preserve"> I</w:t>
+      </w:r>
+      <w:r>
+        <w:rPr>
+          <w:rFonts w:asciiTheme="minorHAnsi" w:hAnsiTheme="minorHAnsi" w:cstheme="minorHAnsi"/>
+        </w:rPr>
+        <w:t xml:space="preserve"> listened to people, </w:t>
+      </w:r>
+      <w:r>
+        <w:rPr>
+          <w:rFonts w:asciiTheme="minorHAnsi" w:hAnsiTheme="minorHAnsi" w:cstheme="minorHAnsi"/>
+        </w:rPr>
+        <w:t>I</w:t>
+      </w:r>
+      <w:r>
+        <w:rPr>
+          <w:rFonts w:asciiTheme="minorHAnsi" w:hAnsiTheme="minorHAnsi" w:cstheme="minorHAnsi"/>
+        </w:rPr>
+        <w:t xml:space="preserve"> saw delays cause </w:t>
       </w:r>
       <w:r>
         <w:rPr>
@@ -2825,20 +2861,6 @@
           <w:rFonts w:asciiTheme="minorHAnsi" w:hAnsiTheme="minorHAnsi" w:cstheme="minorHAnsi"/>
         </w:rPr>
         <w:t>.</w:t>
-      </w:r>
-    </w:p>
-    <w:p>
-      <w:pPr>
-        <w:pStyle w:val="NormalWeb"/>
-        <w:rPr>
-          <w:rFonts w:asciiTheme="minorHAnsi" w:hAnsiTheme="minorHAnsi" w:cstheme="minorHAnsi"/>
-        </w:rPr>
-      </w:pPr>
-      <w:r>
-        <w:rPr>
-          <w:rFonts w:asciiTheme="minorHAnsi" w:hAnsiTheme="minorHAnsi" w:cstheme="minorHAnsi"/>
-        </w:rPr>
-        <w:t>Why Jumping to Solutions is Risky</w:t>
       </w:r>
     </w:p>
     <w:p>
